--- a/제작본/10_엔딩북.docx
+++ b/제작본/10_엔딩북.docx
@@ -170,7 +170,7 @@
     </w:p>
     <w:p>
       <w:r>
-        <w:t>단, 모두가 다른 사람을 지목했고 플레이어 중 단 한 명도 연못 앞에 서지 않았다면 &gt; 히든 결말 [달이 삼킨 정원] (NPC 강지석의 달조각은 계수하지 않습니다)</w:t>
+        <w:t>단, 모두가 다른 사람을 지목했고 연못에 달조각이 하나도 없다면 &gt; 히든 결말 [달이 삼킨 정원]</w:t>
       </w:r>
     </w:p>
     <w:p>
@@ -180,7 +180,7 @@
     </w:p>
     <w:p>
       <w:r>
-        <w:t>단, 플레이어 전원이 연못 앞에 서서 달조각 다섯 개가 모두 놓여 있다면 &gt; 히든 결말 [수면 아래의 아이] (4인 플레이 시 NPC 강지석의 달조각을 포함해 다섯 개입니다)</w:t>
+        <w:t>단, 연못에 달조각 다섯 개가 모두 놓여 있다면 &gt; 히든 결말 [수면 아래의 아이]</w:t>
       </w:r>
     </w:p>
     <w:p>

--- a/제작본/10_엔딩북.docx
+++ b/제작본/10_엔딩북.docx
@@ -105,7 +105,7 @@
     </w:p>
     <w:p>
       <w:r>
-        <w:t>윤서린 역시 친구의 인생을 망쳤다는 죄책감과 환명굿을 한 인과로 인해 극심한 강박 증세에 시달리고, 강지석은 그런 서린을 떠나 하늘을 홀로 키웁니다.</w:t>
+        <w:t>윤서린 역시 친구의 인생을 망쳤다는 죄책감과 환명굿을 한 인과로 인해 극심한 강박 증세에 시달리고, 강지석은 그런 서린을 떠나 하늘을 홀로 키웁니다. 서린은 하늘의 양육권을 되찾으려 소송을 냈으나 패소했고, 아이를 데리고 아무도 모르는 곳으로 떠나려 가방까지 꾸렸습니다. 그러나 사매 해월과의 약속 — 하늘의 네 번째 생일까지만 환명부를 두고, 생일이 지나면 부적을 거두고 모든 것을 밝히기로 한 약속 — 이 그녀를 붙들었습니다. 하늘이 무사히 네 번째 생일을 넘긴 그날, 서린은 도망 대신 죗값을 치르기로 마음을 바꿉니다. 그날 밤 송이에게 전부 고백하고 무릎을 꿇을 작정이었습니다.</w:t>
       </w:r>
     </w:p>
     <w:p>
@@ -115,7 +115,7 @@
     </w:p>
     <w:p>
       <w:r>
-        <w:t>남편과 아들을 잃고 피폐해진 한송이는 어느 날 아들의 꿈을 꾸게 됩니다. 사주가 강제로 바뀌어 저승사자의 명부에 오르지 못해 차사조차 영혼을 인도해 가지 못해 구천의 미아가 된 것이었습니다. 족자를 가리키며 저게 나를 괴롭게 한다는 이안의 말을 마지막으로 잠에서 깬 한송이는 족자와 그림 사이에서 수상한 부적을 발견하게 됩니다. 이웃 동네의 늙은 무당을 찾아가 그 부적이 이안이의 사주를 훔치는 '환명부'였다는 걸 알게 된 한송이는 분노에 차 칼을 들고 윤서린에게로 향합니다.</w:t>
+        <w:t>그리고 바로 그날 — 하늘이 만 네 살을 넘기는 순간 환명굿은 완성되었습니다. 이안의 혼은 명부 밖으로 완전히 밀려났고, 그렇기에 그날 밤 비로소 어미의 꿈에 나타날 수 있었습니다. 남편과 아들을 잃고 피폐해진 한송이는 그렇게 아들의 꿈을 꿉니다. 사주가 강제로 바뀌어 저승사자의 명부에 오르지 못해 차사조차 영혼을 인도해 가지 못해 구천의 미아가 된 것이었습니다. 족자를 가리키며 저게 나를 괴롭게 한다는 이안의 말을 마지막으로 잠에서 깬 한송이는 족자와 그림 사이에서 수상한 부적을 발견하게 됩니다. 이웃 동네의 늙은 무당을 찾아가 그 부적이 이안이의 사주를 훔치는 '환명부'였다는 걸 알게 된 한송이는 분노에 차 칼을 들고 윤서린에게로 향합니다. 서린이 제 입으로 고백하려던 바로 그 밤 — 참회와 복수가 같은 문 앞에서 엇갈렸고, 칼이 말보다 먼저 도착했습니다.</w:t>
       </w:r>
     </w:p>
     <w:p>
